--- a/applications/site/documents/epic-care-med-onc-app-cover-letter.docx
+++ b/applications/site/documents/epic-care-med-onc-app-cover-letter.docx
@@ -14,17 +14,17 @@
     </w:p>
     <w:p>
       <w:r>
-        <w:t>My hematology/oncology rotation was at MD Anderson in Houston, and my research background includes a peer-reviewed publication on pharmacogenomics testing in sickle cell anemia (Pharmacogenomics, 2022). In the Emergency Department I manage 15–25 patients per shift with acute and undifferentiated presentations and work closely with consultants.</w:t>
+        <w:t>My hematology/oncology rotation was at MD Anderson in Houston, and my research background includes a peer-reviewed publication on pharmacogenomics testing in sickle cell anemia (Pharmacogenomics, 2022). From 2022 to 2023 I worked as a breast/oncology Clinical Research Associate at the IU Simon Comprehensive Cancer Center. In the Emergency Department I now manage 15–25 patients per shift with acute and undifferentiated presentations and work closely with consultants.</w:t>
       </w:r>
     </w:p>
     <w:p>
       <w:r>
-        <w:t>Epic Care's physician-led, multi-specialty group in the East Bay, with a medical oncology team that needs an advanced practice provider, is where I would like to use my MD Anderson rotation.</w:t>
+        <w:t>Epic Care's physician-led, multi-specialty group in the East Bay, with a medical oncology team that needs an advanced practice provider, is where I would like to use my MD Anderson rotation and my breast/oncology research experience.</w:t>
       </w:r>
     </w:p>
     <w:p>
       <w:r>
-        <w:t>My California PA license application is in process, with an expected issue date of January 2027. I am planning to relocate to Northern California. I would welcome a conversation about timing.</w:t>
+        <w:t>My California PA license application is in process, with an expected issue date of January 2027. I am planning to move to Sacramento or the greater Sacramento area. I would welcome a conversation about timing.</w:t>
       </w:r>
     </w:p>
     <w:p>

--- a/applications/site/documents/epic-care-med-onc-app-cover-letter.docx
+++ b/applications/site/documents/epic-care-med-onc-app-cover-letter.docx
@@ -24,7 +24,7 @@
     </w:p>
     <w:p>
       <w:r>
-        <w:t>My California PA license application is in process, with an expected issue date of January 2027. I am planning to move to Sacramento or the greater Sacramento area. I would welcome a conversation about timing.</w:t>
+        <w:t>I am licensed as a PA in Iowa and Indiana, and my California license application is in process, with an expected issue date of January 2027. I am planning to move to Sacramento or the greater Sacramento area. I would welcome a conversation about timing.</w:t>
       </w:r>
     </w:p>
     <w:p>

--- a/applications/site/documents/epic-care-med-onc-app-cover-letter.docx
+++ b/applications/site/documents/epic-care-med-onc-app-cover-letter.docx
@@ -14,7 +14,7 @@
     </w:p>
     <w:p>
       <w:r>
-        <w:t>My hematology/oncology rotation was at MD Anderson in Houston, and my research background includes a peer-reviewed publication on pharmacogenomics testing in sickle cell anemia (Pharmacogenomics, 2022). From 2022 to 2023 I worked as a breast/oncology Clinical Research Associate at the IU Simon Comprehensive Cancer Center. In the Emergency Department I now manage 15–25 patients per shift with acute and undifferentiated presentations and work closely with consultants.</w:t>
+        <w:t>My hematology/oncology rotation was at MD Anderson in Houston, and my research background includes a peer-reviewed publication on pharmacogenomics testing in sickle cell anemia (Pharmacogenomics, 2022). From 2022 to 2023 I worked as a Clinical Research Associate at the IU Simon Comprehensive Cancer Center, managing breast and OB oncology clinical trials, keeping sponsors updated, and updating and confirming study records. In the Emergency Department I now manage 15–25 patients per shift with acute and undifferentiated presentations and work closely with consultants.</w:t>
       </w:r>
     </w:p>
     <w:p>

--- a/applications/site/documents/epic-care-med-onc-app-cover-letter.docx
+++ b/applications/site/documents/epic-care-med-onc-app-cover-letter.docx
@@ -14,7 +14,7 @@
     </w:p>
     <w:p>
       <w:r>
-        <w:t>My hematology/oncology rotation was at MD Anderson in Houston, and my research background includes a peer-reviewed publication on pharmacogenomics testing in sickle cell anemia (Pharmacogenomics, 2022). From 2022 to 2023 I worked as a Clinical Research Associate at the IU Simon Comprehensive Cancer Center, managing breast and OB oncology clinical trials, keeping sponsors updated, and updating and confirming study records. In the Emergency Department I now manage 15–25 patients per shift with acute and undifferentiated presentations and work closely with consultants.</w:t>
+        <w:t>My hematology/oncology rotation was at MD Anderson in Houston, and my research background includes a peer-reviewed publication on pharmacogenomics testing in sickle cell anemia (Pharmacogenomics, 2022). From 2022 to 2023 I worked as a Clinical Research Associate at the IU Simon Comprehensive Cancer Center, managing breast and gynecologic oncology clinical trials, keeping sponsors updated, and updating and confirming study records. In the Emergency Department I now manage 15–25 patients per shift with acute and undifferentiated presentations and work closely with consultants.</w:t>
       </w:r>
     </w:p>
     <w:p>
